--- a/milestone1 docs/requirements.docx
+++ b/milestone1 docs/requirements.docx
@@ -2,7 +2,11 @@
 <file path=word/document.xml><?xml version="1.0" encoding="utf-8"?>
 <w:document xmlns:wpc="http://schemas.microsoft.com/office/word/2010/wordprocessingCanvas" xmlns:cx="http://schemas.microsoft.com/office/drawing/2014/chartex" xmlns:cx1="http://schemas.microsoft.com/office/drawing/2015/9/8/chartex" xmlns:cx2="http://schemas.microsoft.com/office/drawing/2015/10/21/chartex" xmlns:cx3="http://schemas.microsoft.com/office/drawing/2016/5/9/chartex" xmlns:cx4="http://schemas.microsoft.com/office/drawing/2016/5/10/chartex" xmlns:cx5="http://schemas.microsoft.com/office/drawing/2016/5/11/chartex" xmlns:cx6="http://schemas.microsoft.com/office/drawing/2016/5/12/chartex" xmlns:cx7="http://schemas.microsoft.com/office/drawing/2016/5/13/chartex" xmlns:cx8="http://schemas.microsoft.com/office/drawing/2016/5/14/chartex" xmlns:mc="http://schemas.openxmlformats.org/markup-compatibility/2006" xmlns:aink="http://schemas.microsoft.com/office/drawing/2016/ink" xmlns:am3d="http://schemas.microsoft.com/office/drawing/2017/model3d" xmlns:o="urn:schemas-microsoft-com:office:office" xmlns:oel="http://schemas.microsoft.com/office/2019/extlst" xmlns:r="http://schemas.openxmlformats.org/officeDocument/2006/relationships" xmlns:m="http://schemas.openxmlformats.org/officeDocument/2006/math" xmlns:v="urn:schemas-microsoft-com:vml" xmlns:wp14="http://schemas.microsoft.com/office/word/2010/wordprocessingDrawing" xmlns:wp="http://schemas.openxmlformats.org/drawingml/2006/wordprocessingDrawing" xmlns:w10="urn:schemas-microsoft-com:office:word" xmlns:w="http://schemas.openxmlformats.org/wordprocessingml/2006/main" xmlns:w14="http://schemas.microsoft.com/office/word/2010/wordml" xmlns:w15="http://schemas.microsoft.com/office/word/2012/wordml" xmlns:w16cex="http://schemas.microsoft.com/office/word/2018/wordml/cex" xmlns:w16cid="http://schemas.microsoft.com/office/word/2016/wordml/cid" xmlns:w16="http://schemas.microsoft.com/office/word/2018/wordml" xmlns:w16du="http://schemas.microsoft.com/office/word/2023/wordml/word16du" xmlns:w16sdtdh="http://schemas.microsoft.com/office/word/2020/wordml/sdtdatahash" xmlns:w16sdtfl="http://schemas.microsoft.com/office/word/2024/wordml/sdtformatlock" xmlns:w16se="http://schemas.microsoft.com/office/word/2015/wordml/symex" xmlns:wpg="http://schemas.microsoft.com/office/word/2010/wordprocessingGroup" xmlns:wpi="http://schemas.microsoft.com/office/word/2010/wordprocessingInk" xmlns:wne="http://schemas.microsoft.com/office/word/2006/wordml" xmlns:wps="http://schemas.microsoft.com/office/word/2010/wordprocessingShape" mc:Ignorable="w14 w15 w16se w16cid w16 w16cex w16sdtdh w16sdtfl w16du wp14">
   <w:body>
-    <w:p/>
+    <w:p>
+      <w:r>
+        <w:t>Requirements Doc</w:t>
+      </w:r>
+    </w:p>
     <w:sectPr>
       <w:pgSz w:w="12240" w:h="15840"/>
       <w:pgMar w:top="1440" w:right="1440" w:bottom="1440" w:left="1440" w:header="720" w:footer="720" w:gutter="0"/>

--- a/milestone1 docs/requirements.docx
+++ b/milestone1 docs/requirements.docx
@@ -3,8 +3,295 @@
 <w:document xmlns:wpc="http://schemas.microsoft.com/office/word/2010/wordprocessingCanvas" xmlns:cx="http://schemas.microsoft.com/office/drawing/2014/chartex" xmlns:cx1="http://schemas.microsoft.com/office/drawing/2015/9/8/chartex" xmlns:cx2="http://schemas.microsoft.com/office/drawing/2015/10/21/chartex" xmlns:cx3="http://schemas.microsoft.com/office/drawing/2016/5/9/chartex" xmlns:cx4="http://schemas.microsoft.com/office/drawing/2016/5/10/chartex" xmlns:cx5="http://schemas.microsoft.com/office/drawing/2016/5/11/chartex" xmlns:cx6="http://schemas.microsoft.com/office/drawing/2016/5/12/chartex" xmlns:cx7="http://schemas.microsoft.com/office/drawing/2016/5/13/chartex" xmlns:cx8="http://schemas.microsoft.com/office/drawing/2016/5/14/chartex" xmlns:mc="http://schemas.openxmlformats.org/markup-compatibility/2006" xmlns:aink="http://schemas.microsoft.com/office/drawing/2016/ink" xmlns:am3d="http://schemas.microsoft.com/office/drawing/2017/model3d" xmlns:o="urn:schemas-microsoft-com:office:office" xmlns:oel="http://schemas.microsoft.com/office/2019/extlst" xmlns:r="http://schemas.openxmlformats.org/officeDocument/2006/relationships" xmlns:m="http://schemas.openxmlformats.org/officeDocument/2006/math" xmlns:v="urn:schemas-microsoft-com:vml" xmlns:wp14="http://schemas.microsoft.com/office/word/2010/wordprocessingDrawing" xmlns:wp="http://schemas.openxmlformats.org/drawingml/2006/wordprocessingDrawing" xmlns:w10="urn:schemas-microsoft-com:office:word" xmlns:w="http://schemas.openxmlformats.org/wordprocessingml/2006/main" xmlns:w14="http://schemas.microsoft.com/office/word/2010/wordml" xmlns:w15="http://schemas.microsoft.com/office/word/2012/wordml" xmlns:w16cex="http://schemas.microsoft.com/office/word/2018/wordml/cex" xmlns:w16cid="http://schemas.microsoft.com/office/word/2016/wordml/cid" xmlns:w16="http://schemas.microsoft.com/office/word/2018/wordml" xmlns:w16du="http://schemas.microsoft.com/office/word/2023/wordml/word16du" xmlns:w16sdtdh="http://schemas.microsoft.com/office/word/2020/wordml/sdtdatahash" xmlns:w16sdtfl="http://schemas.microsoft.com/office/word/2024/wordml/sdtformatlock" xmlns:w16se="http://schemas.microsoft.com/office/word/2015/wordml/symex" xmlns:wpg="http://schemas.microsoft.com/office/word/2010/wordprocessingGroup" xmlns:wpi="http://schemas.microsoft.com/office/word/2010/wordprocessingInk" xmlns:wne="http://schemas.microsoft.com/office/word/2006/wordml" xmlns:wps="http://schemas.microsoft.com/office/word/2010/wordprocessingShape" mc:Ignorable="w14 w15 w16se w16cid w16 w16cex w16sdtdh w16sdtfl w16du wp14">
   <w:body>
     <w:p>
-      <w:r>
-        <w:t>Requirements Doc</w:t>
+      <w:proofErr w:type="spellStart"/>
+      <w:r>
+        <w:t>ShelfLife</w:t>
+      </w:r>
+      <w:proofErr w:type="spellEnd"/>
+      <w:r>
+        <w:t xml:space="preserve"> – </w:t>
+      </w:r>
+      <w:r>
+        <w:t>Functional Requirements</w:t>
+      </w:r>
+    </w:p>
+    <w:p>
+      <w:r>
+        <w:t>FR-</w:t>
+      </w:r>
+      <w:r>
+        <w:t xml:space="preserve">1: </w:t>
+      </w:r>
+      <w:r>
+        <w:t>The system shall allow a reader or circulation clerk to initiate a checkout for one book at a time.</w:t>
+      </w:r>
+    </w:p>
+    <w:p>
+      <w:r>
+        <w:t>FR-2</w:t>
+      </w:r>
+      <w:r>
+        <w:t xml:space="preserve">: </w:t>
+      </w:r>
+      <w:r>
+        <w:t>The system shall capture reader ID, book barcode/ISBN, checkout date, due date, and optional notes.</w:t>
+      </w:r>
+    </w:p>
+    <w:p>
+      <w:r>
+        <w:t>FR-3</w:t>
+      </w:r>
+      <w:r>
+        <w:t xml:space="preserve">: </w:t>
+      </w:r>
+      <w:r>
+        <w:t>The system shall verify the scanned barcode or entered ISBN matches an existing book record before proceeding (BR-7).</w:t>
+      </w:r>
+    </w:p>
+    <w:p>
+      <w:r>
+        <w:t>FR-4</w:t>
+      </w:r>
+      <w:r>
+        <w:t>:</w:t>
+      </w:r>
+      <w:r>
+        <w:t xml:space="preserve"> </w:t>
+      </w:r>
+      <w:r>
+        <w:t xml:space="preserve">The system shall verify the book's </w:t>
+      </w:r>
+      <w:r>
+        <w:t>status</w:t>
+      </w:r>
+      <w:r>
+        <w:t xml:space="preserve"> is "Available" before allowing checkout (BR-2).</w:t>
+      </w:r>
+    </w:p>
+    <w:p>
+      <w:r>
+        <w:t>FR-</w:t>
+      </w:r>
+      <w:r>
+        <w:t>5</w:t>
+      </w:r>
+      <w:r>
+        <w:t>:</w:t>
+      </w:r>
+      <w:r>
+        <w:t xml:space="preserve"> The</w:t>
+      </w:r>
+      <w:r>
+        <w:t xml:space="preserve"> system shall reject the checkout if the book has an active hold placed by another reader (BR-3).</w:t>
+      </w:r>
+    </w:p>
+    <w:p>
+      <w:r>
+        <w:t>FR-</w:t>
+      </w:r>
+      <w:r>
+        <w:t>6</w:t>
+      </w:r>
+      <w:r>
+        <w:t>:</w:t>
+      </w:r>
+      <w:r>
+        <w:t xml:space="preserve"> The</w:t>
+      </w:r>
+      <w:r>
+        <w:t xml:space="preserve"> system shall reject the checkout if the reader's outstanding fines exceed the library's allowed fine limit (BR-1).</w:t>
+      </w:r>
+    </w:p>
+    <w:p>
+      <w:r>
+        <w:t>FR-</w:t>
+      </w:r>
+      <w:r>
+        <w:t>7</w:t>
+      </w:r>
+      <w:r>
+        <w:t>:</w:t>
+      </w:r>
+      <w:r>
+        <w:t xml:space="preserve"> The</w:t>
+      </w:r>
+      <w:r>
+        <w:t xml:space="preserve"> system shall reject the checkout if it would cause the reader to exceed the maximum checkout-items limit (BR-4).</w:t>
+      </w:r>
+    </w:p>
+    <w:p>
+      <w:r>
+        <w:t>FR-</w:t>
+      </w:r>
+      <w:r>
+        <w:t>8</w:t>
+      </w:r>
+      <w:r>
+        <w:t>:</w:t>
+      </w:r>
+      <w:r>
+        <w:t xml:space="preserve"> The</w:t>
+      </w:r>
+      <w:r>
+        <w:t xml:space="preserve"> system shall automatically calculate the due date as 5 calendar days from the checkout date (BR-5).</w:t>
+      </w:r>
+    </w:p>
+    <w:p>
+      <w:r>
+        <w:t>FR-9</w:t>
+      </w:r>
+      <w:r>
+        <w:t>:</w:t>
+      </w:r>
+      <w:r>
+        <w:t xml:space="preserve"> </w:t>
+      </w:r>
+      <w:r>
+        <w:t>The system shall ensure only one reader can successfully complete checkout on a given physical book, even if two attempts occur at the same time (BR-6).</w:t>
+      </w:r>
+    </w:p>
+    <w:p>
+      <w:r>
+        <w:t>FR-10</w:t>
+      </w:r>
+      <w:r>
+        <w:t>:</w:t>
+      </w:r>
+      <w:r>
+        <w:t xml:space="preserve"> </w:t>
+      </w:r>
+      <w:r>
+        <w:t xml:space="preserve">Upon </w:t>
+      </w:r>
+      <w:r>
+        <w:t>successful</w:t>
+      </w:r>
+      <w:r>
+        <w:t xml:space="preserve"> checkout, the system shall update the book's status from "Available" to "Checked Out."</w:t>
+      </w:r>
+    </w:p>
+    <w:p>
+      <w:r>
+        <w:t>FR-11</w:t>
+      </w:r>
+      <w:r>
+        <w:t>:</w:t>
+      </w:r>
+      <w:r>
+        <w:t xml:space="preserve"> </w:t>
+      </w:r>
+      <w:r>
+        <w:t>The system shall assign a unique transaction ID to each completed checkout.</w:t>
+      </w:r>
+    </w:p>
+    <w:p>
+      <w:r>
+        <w:t>FR-12</w:t>
+      </w:r>
+      <w:r>
+        <w:t>:</w:t>
+      </w:r>
+      <w:r>
+        <w:t xml:space="preserve"> </w:t>
+      </w:r>
+      <w:r>
+        <w:t>The system shall display a clear success or rejection message, including the specific reason for any rejection (e.g., fine limit, hold, item limit, invalid barcode).</w:t>
+      </w:r>
+    </w:p>
+    <w:p>
+      <w:r>
+        <w:t>FR-13</w:t>
+      </w:r>
+      <w:r>
+        <w:t>:</w:t>
+      </w:r>
+      <w:r>
+        <w:t xml:space="preserve"> </w:t>
+      </w:r>
+      <w:r>
+        <w:t>The system shall allow an authorized circulation desk clerk to override or manually resolve exception cases (e.g., barcode scan failure) to complete a checkout.</w:t>
+      </w:r>
+    </w:p>
+    <w:p>
+      <w:r>
+        <w:br w:type="page"/>
+      </w:r>
+    </w:p>
+    <w:p>
+      <w:proofErr w:type="spellStart"/>
+      <w:r>
+        <w:lastRenderedPageBreak/>
+        <w:t>ShelfLife</w:t>
+      </w:r>
+      <w:proofErr w:type="spellEnd"/>
+      <w:r>
+        <w:t xml:space="preserve"> – Quality / Nonfunctional Requirements (NFR)</w:t>
+      </w:r>
+    </w:p>
+    <w:p>
+      <w:r>
+        <w:t>NFR-1</w:t>
+      </w:r>
+      <w:r>
+        <w:t xml:space="preserve">: </w:t>
+      </w:r>
+      <w:r>
+        <w:t>The checkout form shall be usable by keyboard and use accessible labels.</w:t>
+      </w:r>
+    </w:p>
+    <w:p>
+      <w:r>
+        <w:t>NFR-2</w:t>
+      </w:r>
+      <w:r>
+        <w:t xml:space="preserve">: </w:t>
+      </w:r>
+      <w:r>
+        <w:t>Rejection and required-field feedback shall clearly state what the reader/clerk must correct (e.g., which rule was violated).</w:t>
+      </w:r>
+    </w:p>
+    <w:p>
+      <w:r>
+        <w:t>NFR-3</w:t>
+      </w:r>
+      <w:r>
+        <w:t xml:space="preserve">: </w:t>
+      </w:r>
+      <w:r>
+        <w:t>The system shall record all checkout attempts, status changes, and timestamps for auditability, per BR-6's concurrency requirement.</w:t>
+      </w:r>
+    </w:p>
+    <w:p>
+      <w:r>
+        <w:t>NFR-4</w:t>
+      </w:r>
+      <w:r>
+        <w:t xml:space="preserve">: </w:t>
+      </w:r>
+      <w:r>
+        <w:t>The interface shall remain usable on common circulation-desk and staff workstation screen sizes.</w:t>
+      </w:r>
+    </w:p>
+    <w:p>
+      <w:r>
+        <w:t>NFR-5</w:t>
+      </w:r>
+      <w:r>
+        <w:t xml:space="preserve">: </w:t>
+      </w:r>
+      <w:r>
+        <w:t>Concurrent checkout attempts on the same book shall resolve within a short, consistent time so only one succeeds (supports BR-6 testability).</w:t>
+      </w:r>
+    </w:p>
+    <w:p>
+      <w:r>
+        <w:t>NFR-6</w:t>
+      </w:r>
+      <w:r>
+        <w:t xml:space="preserve">: </w:t>
+      </w:r>
+      <w:r>
+        <w:t>The project shall use fictional or non-sensitive reader and book data for any demo.</w:t>
       </w:r>
     </w:p>
     <w:sectPr>
@@ -620,7 +907,6 @@
   <w:style w:type="character" w:default="1" w:styleId="DefaultParagraphFont">
     <w:name w:val="Default Paragraph Font"/>
     <w:uiPriority w:val="1"/>
-    <w:semiHidden/>
     <w:unhideWhenUsed/>
   </w:style>
   <w:style w:type="table" w:default="1" w:styleId="TableNormal">
